--- a/01_MiseEnService/00_Syst_01_MiseEnService.docx
+++ b/01_MiseEnService/00_Syst_01_MiseEnService.docx
@@ -1,6 +1,6 @@
 
 <file path=word/document.xml><?xml version="1.0" encoding="utf-8"?>
-<w:document xmlns:wpc="http://schemas.microsoft.com/office/word/2010/wordprocessingCanvas" xmlns:cx="http://schemas.microsoft.com/office/drawing/2014/chartex" xmlns:cx1="http://schemas.microsoft.com/office/drawing/2015/9/8/chartex" xmlns:cx2="http://schemas.microsoft.com/office/drawing/2015/10/21/chartex" xmlns:cx3="http://schemas.microsoft.com/office/drawing/2016/5/9/chartex" xmlns:cx4="http://schemas.microsoft.com/office/drawing/2016/5/10/chartex" xmlns:cx5="http://schemas.microsoft.com/office/drawing/2016/5/11/chartex" xmlns:cx6="http://schemas.microsoft.com/office/drawing/2016/5/12/chartex" xmlns:cx7="http://schemas.microsoft.com/office/drawing/2016/5/13/chartex" xmlns:cx8="http://schemas.microsoft.com/office/drawing/2016/5/14/chartex" xmlns:mc="http://schemas.openxmlformats.org/markup-compatibility/2006" xmlns:aink="http://schemas.microsoft.com/office/drawing/2016/ink" xmlns:am3d="http://schemas.microsoft.com/office/drawing/2017/model3d" xmlns:o="urn:schemas-microsoft-com:office:office" xmlns:oel="http://schemas.microsoft.com/office/2019/extlst" xmlns:r="http://schemas.openxmlformats.org/officeDocument/2006/relationships" xmlns:m="http://schemas.openxmlformats.org/officeDocument/2006/math" xmlns:v="urn:schemas-microsoft-com:vml" xmlns:wp14="http://schemas.microsoft.com/office/word/2010/wordprocessingDrawing" xmlns:wp="http://schemas.openxmlformats.org/drawingml/2006/wordprocessingDrawing" xmlns:w10="urn:schemas-microsoft-com:office:word" xmlns:w="http://schemas.openxmlformats.org/wordprocessingml/2006/main" xmlns:w14="http://schemas.microsoft.com/office/word/2010/wordml" xmlns:w15="http://schemas.microsoft.com/office/word/2012/wordml" xmlns:w16cex="http://schemas.microsoft.com/office/word/2018/wordml/cex" xmlns:w16cid="http://schemas.microsoft.com/office/word/2016/wordml/cid" xmlns:w16="http://schemas.microsoft.com/office/word/2018/wordml" xmlns:w16sdtdh="http://schemas.microsoft.com/office/word/2020/wordml/sdtdatahash" xmlns:w16se="http://schemas.microsoft.com/office/word/2015/wordml/symex" xmlns:wpg="http://schemas.microsoft.com/office/word/2010/wordprocessingGroup" xmlns:wpi="http://schemas.microsoft.com/office/word/2010/wordprocessingInk" xmlns:wne="http://schemas.microsoft.com/office/word/2006/wordml" xmlns:wps="http://schemas.microsoft.com/office/word/2010/wordprocessingShape" mc:Ignorable="w14 w15 w16se w16cid w16 w16cex w16sdtdh wp14">
+<w:document xmlns:wpc="http://schemas.microsoft.com/office/word/2010/wordprocessingCanvas" xmlns:cx="http://schemas.microsoft.com/office/drawing/2014/chartex" xmlns:cx1="http://schemas.microsoft.com/office/drawing/2015/9/8/chartex" xmlns:cx2="http://schemas.microsoft.com/office/drawing/2015/10/21/chartex" xmlns:cx3="http://schemas.microsoft.com/office/drawing/2016/5/9/chartex" xmlns:cx4="http://schemas.microsoft.com/office/drawing/2016/5/10/chartex" xmlns:cx5="http://schemas.microsoft.com/office/drawing/2016/5/11/chartex" xmlns:cx6="http://schemas.microsoft.com/office/drawing/2016/5/12/chartex" xmlns:cx7="http://schemas.microsoft.com/office/drawing/2016/5/13/chartex" xmlns:cx8="http://schemas.microsoft.com/office/drawing/2016/5/14/chartex" xmlns:mc="http://schemas.openxmlformats.org/markup-compatibility/2006" xmlns:aink="http://schemas.microsoft.com/office/drawing/2016/ink" xmlns:am3d="http://schemas.microsoft.com/office/drawing/2017/model3d" xmlns:o="urn:schemas-microsoft-com:office:office" xmlns:oel="http://schemas.microsoft.com/office/2019/extlst" xmlns:r="http://schemas.openxmlformats.org/officeDocument/2006/relationships" xmlns:m="http://schemas.openxmlformats.org/officeDocument/2006/math" xmlns:v="urn:schemas-microsoft-com:vml" xmlns:wp14="http://schemas.microsoft.com/office/word/2010/wordprocessingDrawing" xmlns:wp="http://schemas.openxmlformats.org/drawingml/2006/wordprocessingDrawing" xmlns:w10="urn:schemas-microsoft-com:office:word" xmlns:w="http://schemas.openxmlformats.org/wordprocessingml/2006/main" xmlns:w14="http://schemas.microsoft.com/office/word/2010/wordml" xmlns:w15="http://schemas.microsoft.com/office/word/2012/wordml" xmlns:w16cex="http://schemas.microsoft.com/office/word/2018/wordml/cex" xmlns:w16cid="http://schemas.microsoft.com/office/word/2016/wordml/cid" xmlns:w16="http://schemas.microsoft.com/office/word/2018/wordml" xmlns:w16du="http://schemas.microsoft.com/office/word/2023/wordml/word16du" xmlns:w16sdtdh="http://schemas.microsoft.com/office/word/2020/wordml/sdtdatahash" xmlns:w16sdtfl="http://schemas.microsoft.com/office/word/2024/wordml/sdtformatlock" xmlns:w16se="http://schemas.microsoft.com/office/word/2015/wordml/symex" xmlns:wpg="http://schemas.microsoft.com/office/word/2010/wordprocessingGroup" xmlns:wpi="http://schemas.microsoft.com/office/word/2010/wordprocessingInk" xmlns:wne="http://schemas.microsoft.com/office/word/2006/wordml" xmlns:wps="http://schemas.microsoft.com/office/word/2010/wordprocessingShape" mc:Ignorable="w14 w15 w16se w16cid w16 w16cex w16sdtdh w16sdtfl w16du wp14">
   <w:body>
     <w:p>
       <w:pPr>
@@ -90,17 +90,36 @@
                 <w:numId w:val="10"/>
               </w:numPr>
               <w:spacing w:line="240" w:lineRule="auto"/>
-              <w:jc w:val="left"/>
             </w:pPr>
             <w:r>
               <w:rPr>
                 <w:b/>
                 <w:bCs/>
               </w:rPr>
-              <w:t>D1-01 :</w:t>
-            </w:r>
-            <w:r>
-              <w:t xml:space="preserve"> Mettre en œuvre un système en suivant un protocole</w:t>
+              <w:t xml:space="preserve">SYS-04 : </w:t>
+            </w:r>
+            <w:r>
+              <w:t>Valider les performances d’un système vis-à-vis d’un cahier des charges.</w:t>
+            </w:r>
+          </w:p>
+          <w:p>
+            <w:pPr>
+              <w:pStyle w:val="Paragraphedeliste"/>
+              <w:numPr>
+                <w:ilvl w:val="0"/>
+                <w:numId w:val="10"/>
+              </w:numPr>
+              <w:spacing w:line="240" w:lineRule="auto"/>
+            </w:pPr>
+            <w:r>
+              <w:rPr>
+                <w:b/>
+                <w:bCs/>
+              </w:rPr>
+              <w:t xml:space="preserve">SYS-05 : </w:t>
+            </w:r>
+            <w:r>
+              <w:t>Analyser les résultats d’une simulation ou d’une expérimentation.</w:t>
             </w:r>
           </w:p>
           <w:p>
@@ -118,73 +137,13 @@
                 <w:b/>
                 <w:bCs/>
               </w:rPr>
-              <w:t>D2-01 :</w:t>
-            </w:r>
-            <w:r>
-              <w:t xml:space="preserve"> Choisir le protocole en fonction de l'objectif visé.</w:t>
-            </w:r>
-          </w:p>
-          <w:p>
-            <w:pPr>
-              <w:pStyle w:val="Paragraphedeliste"/>
-              <w:numPr>
-                <w:ilvl w:val="0"/>
-                <w:numId w:val="10"/>
-              </w:numPr>
-              <w:spacing w:line="240" w:lineRule="auto"/>
-              <w:jc w:val="left"/>
-            </w:pPr>
-            <w:r>
-              <w:rPr>
-                <w:b/>
-                <w:bCs/>
-              </w:rPr>
-              <w:t>D2-02 :</w:t>
-            </w:r>
-            <w:r>
-              <w:t xml:space="preserve"> Choisir les configurations matérielles et logicielles du système en fonction de l'objectif visé par l'expérimentation.</w:t>
-            </w:r>
-          </w:p>
-          <w:p>
-            <w:pPr>
-              <w:pStyle w:val="Paragraphedeliste"/>
-              <w:numPr>
-                <w:ilvl w:val="0"/>
-                <w:numId w:val="10"/>
-              </w:numPr>
-              <w:spacing w:line="240" w:lineRule="auto"/>
-              <w:jc w:val="left"/>
-            </w:pPr>
-            <w:r>
-              <w:rPr>
-                <w:b/>
-                <w:bCs/>
-              </w:rPr>
-              <w:t>D2-03 :</w:t>
-            </w:r>
-            <w:r>
-              <w:t xml:space="preserve"> Choisir les réglages du système en fonction de l'objectif visé par l'expérimentation.</w:t>
-            </w:r>
-          </w:p>
-          <w:p>
-            <w:pPr>
-              <w:pStyle w:val="Paragraphedeliste"/>
-              <w:numPr>
-                <w:ilvl w:val="0"/>
-                <w:numId w:val="10"/>
-              </w:numPr>
-              <w:spacing w:line="240" w:lineRule="auto"/>
-              <w:jc w:val="left"/>
-            </w:pPr>
-            <w:r>
-              <w:rPr>
-                <w:b/>
-                <w:bCs/>
-              </w:rPr>
-              <w:t>D2-04 :</w:t>
-            </w:r>
-            <w:r>
-              <w:t xml:space="preserve"> Choisir la grandeur physique à mesurer ou justifier son choix.</w:t>
+              <w:t xml:space="preserve">SYS-06 : </w:t>
+            </w:r>
+            <w:r>
+              <w:t>Mesurer et analyser une grandeur physique</w:t>
+            </w:r>
+            <w:r>
+              <w:t>.</w:t>
             </w:r>
           </w:p>
         </w:tc>
@@ -327,14 +286,12 @@
             <w:r>
               <w:t xml:space="preserve"> </w:t>
             </w:r>
-            <w:proofErr w:type="spellStart"/>
             <w:r>
               <w:rPr>
                 <w:highlight w:val="yellow"/>
               </w:rPr>
               <w:t>xxxx</w:t>
             </w:r>
-            <w:proofErr w:type="spellEnd"/>
             <w:r>
               <w:t>).</w:t>
             </w:r>
@@ -488,19 +445,11 @@
                 <w:highlight w:val="yellow"/>
               </w:rPr>
             </w:pPr>
-            <w:proofErr w:type="spellStart"/>
             <w:r>
               <w:rPr>
                 <w:highlight w:val="yellow"/>
               </w:rPr>
-              <w:t>Xxxx</w:t>
-            </w:r>
-            <w:proofErr w:type="spellEnd"/>
-            <w:r>
-              <w:rPr>
-                <w:highlight w:val="yellow"/>
-              </w:rPr>
-              <w:t> ;</w:t>
+              <w:t>Xxxx ;</w:t>
             </w:r>
           </w:p>
           <w:p>
@@ -516,19 +465,11 @@
                 <w:highlight w:val="yellow"/>
               </w:rPr>
             </w:pPr>
-            <w:proofErr w:type="spellStart"/>
             <w:r>
               <w:rPr>
                 <w:highlight w:val="yellow"/>
               </w:rPr>
-              <w:t>Xxxx</w:t>
-            </w:r>
-            <w:proofErr w:type="spellEnd"/>
-            <w:r>
-              <w:rPr>
-                <w:highlight w:val="yellow"/>
-              </w:rPr>
-              <w:t>.</w:t>
+              <w:t>Xxxx.</w:t>
             </w:r>
           </w:p>
           <w:p>
@@ -548,21 +489,7 @@
               <w:rPr>
                 <w:highlight w:val="yellow"/>
               </w:rPr>
-              <w:t xml:space="preserve">Afficher la courbe </w:t>
-            </w:r>
-            <w:proofErr w:type="spellStart"/>
-            <w:r>
-              <w:rPr>
-                <w:highlight w:val="yellow"/>
-              </w:rPr>
-              <w:t>xxxx</w:t>
-            </w:r>
-            <w:proofErr w:type="spellEnd"/>
-            <w:r>
-              <w:rPr>
-                <w:highlight w:val="yellow"/>
-              </w:rPr>
-              <w:t>.</w:t>
+              <w:t>Afficher la courbe xxxx.</w:t>
             </w:r>
           </w:p>
           <w:p>
@@ -949,7 +876,7 @@
 </file>
 
 <file path=word/endnotes.xml><?xml version="1.0" encoding="utf-8"?>
-<w:endnotes xmlns:wpc="http://schemas.microsoft.com/office/word/2010/wordprocessingCanvas" xmlns:cx="http://schemas.microsoft.com/office/drawing/2014/chartex" xmlns:cx1="http://schemas.microsoft.com/office/drawing/2015/9/8/chartex" xmlns:cx2="http://schemas.microsoft.com/office/drawing/2015/10/21/chartex" xmlns:cx3="http://schemas.microsoft.com/office/drawing/2016/5/9/chartex" xmlns:cx4="http://schemas.microsoft.com/office/drawing/2016/5/10/chartex" xmlns:cx5="http://schemas.microsoft.com/office/drawing/2016/5/11/chartex" xmlns:cx6="http://schemas.microsoft.com/office/drawing/2016/5/12/chartex" xmlns:cx7="http://schemas.microsoft.com/office/drawing/2016/5/13/chartex" xmlns:cx8="http://schemas.microsoft.com/office/drawing/2016/5/14/chartex" xmlns:mc="http://schemas.openxmlformats.org/markup-compatibility/2006" xmlns:aink="http://schemas.microsoft.com/office/drawing/2016/ink" xmlns:am3d="http://schemas.microsoft.com/office/drawing/2017/model3d" xmlns:o="urn:schemas-microsoft-com:office:office" xmlns:oel="http://schemas.microsoft.com/office/2019/extlst" xmlns:r="http://schemas.openxmlformats.org/officeDocument/2006/relationships" xmlns:m="http://schemas.openxmlformats.org/officeDocument/2006/math" xmlns:v="urn:schemas-microsoft-com:vml" xmlns:wp14="http://schemas.microsoft.com/office/word/2010/wordprocessingDrawing" xmlns:wp="http://schemas.openxmlformats.org/drawingml/2006/wordprocessingDrawing" xmlns:w10="urn:schemas-microsoft-com:office:word" xmlns:w="http://schemas.openxmlformats.org/wordprocessingml/2006/main" xmlns:w14="http://schemas.microsoft.com/office/word/2010/wordml" xmlns:w15="http://schemas.microsoft.com/office/word/2012/wordml" xmlns:w16cex="http://schemas.microsoft.com/office/word/2018/wordml/cex" xmlns:w16cid="http://schemas.microsoft.com/office/word/2016/wordml/cid" xmlns:w16="http://schemas.microsoft.com/office/word/2018/wordml" xmlns:w16sdtdh="http://schemas.microsoft.com/office/word/2020/wordml/sdtdatahash" xmlns:w16se="http://schemas.microsoft.com/office/word/2015/wordml/symex" xmlns:wpg="http://schemas.microsoft.com/office/word/2010/wordprocessingGroup" xmlns:wpi="http://schemas.microsoft.com/office/word/2010/wordprocessingInk" xmlns:wne="http://schemas.microsoft.com/office/word/2006/wordml" xmlns:wps="http://schemas.microsoft.com/office/word/2010/wordprocessingShape" mc:Ignorable="w14 w15 w16se w16cid w16 w16cex w16sdtdh wp14">
+<w:endnotes xmlns:wpc="http://schemas.microsoft.com/office/word/2010/wordprocessingCanvas" xmlns:cx="http://schemas.microsoft.com/office/drawing/2014/chartex" xmlns:cx1="http://schemas.microsoft.com/office/drawing/2015/9/8/chartex" xmlns:cx2="http://schemas.microsoft.com/office/drawing/2015/10/21/chartex" xmlns:cx3="http://schemas.microsoft.com/office/drawing/2016/5/9/chartex" xmlns:cx4="http://schemas.microsoft.com/office/drawing/2016/5/10/chartex" xmlns:cx5="http://schemas.microsoft.com/office/drawing/2016/5/11/chartex" xmlns:cx6="http://schemas.microsoft.com/office/drawing/2016/5/12/chartex" xmlns:cx7="http://schemas.microsoft.com/office/drawing/2016/5/13/chartex" xmlns:cx8="http://schemas.microsoft.com/office/drawing/2016/5/14/chartex" xmlns:mc="http://schemas.openxmlformats.org/markup-compatibility/2006" xmlns:aink="http://schemas.microsoft.com/office/drawing/2016/ink" xmlns:am3d="http://schemas.microsoft.com/office/drawing/2017/model3d" xmlns:o="urn:schemas-microsoft-com:office:office" xmlns:oel="http://schemas.microsoft.com/office/2019/extlst" xmlns:r="http://schemas.openxmlformats.org/officeDocument/2006/relationships" xmlns:m="http://schemas.openxmlformats.org/officeDocument/2006/math" xmlns:v="urn:schemas-microsoft-com:vml" xmlns:wp14="http://schemas.microsoft.com/office/word/2010/wordprocessingDrawing" xmlns:wp="http://schemas.openxmlformats.org/drawingml/2006/wordprocessingDrawing" xmlns:w10="urn:schemas-microsoft-com:office:word" xmlns:w="http://schemas.openxmlformats.org/wordprocessingml/2006/main" xmlns:w14="http://schemas.microsoft.com/office/word/2010/wordml" xmlns:w15="http://schemas.microsoft.com/office/word/2012/wordml" xmlns:w16cex="http://schemas.microsoft.com/office/word/2018/wordml/cex" xmlns:w16cid="http://schemas.microsoft.com/office/word/2016/wordml/cid" xmlns:w16="http://schemas.microsoft.com/office/word/2018/wordml" xmlns:w16du="http://schemas.microsoft.com/office/word/2023/wordml/word16du" xmlns:w16sdtdh="http://schemas.microsoft.com/office/word/2020/wordml/sdtdatahash" xmlns:w16sdtfl="http://schemas.microsoft.com/office/word/2024/wordml/sdtformatlock" xmlns:w16se="http://schemas.microsoft.com/office/word/2015/wordml/symex" xmlns:wpg="http://schemas.microsoft.com/office/word/2010/wordprocessingGroup" xmlns:wpi="http://schemas.microsoft.com/office/word/2010/wordprocessingInk" xmlns:wne="http://schemas.microsoft.com/office/word/2006/wordml" xmlns:wps="http://schemas.microsoft.com/office/word/2010/wordprocessingShape" mc:Ignorable="w14 w15 w16se w16cid w16 w16cex w16sdtdh w16sdtfl w16du wp14">
   <w:endnote w:type="separator" w:id="-1">
     <w:p>
       <w:pPr>
@@ -974,7 +901,7 @@
 </file>
 
 <file path=word/footer1.xml><?xml version="1.0" encoding="utf-8"?>
-<w:ftr xmlns:wpc="http://schemas.microsoft.com/office/word/2010/wordprocessingCanvas" xmlns:cx="http://schemas.microsoft.com/office/drawing/2014/chartex" xmlns:cx1="http://schemas.microsoft.com/office/drawing/2015/9/8/chartex" xmlns:cx2="http://schemas.microsoft.com/office/drawing/2015/10/21/chartex" xmlns:cx3="http://schemas.microsoft.com/office/drawing/2016/5/9/chartex" xmlns:cx4="http://schemas.microsoft.com/office/drawing/2016/5/10/chartex" xmlns:cx5="http://schemas.microsoft.com/office/drawing/2016/5/11/chartex" xmlns:cx6="http://schemas.microsoft.com/office/drawing/2016/5/12/chartex" xmlns:cx7="http://schemas.microsoft.com/office/drawing/2016/5/13/chartex" xmlns:cx8="http://schemas.microsoft.com/office/drawing/2016/5/14/chartex" xmlns:mc="http://schemas.openxmlformats.org/markup-compatibility/2006" xmlns:aink="http://schemas.microsoft.com/office/drawing/2016/ink" xmlns:am3d="http://schemas.microsoft.com/office/drawing/2017/model3d" xmlns:o="urn:schemas-microsoft-com:office:office" xmlns:oel="http://schemas.microsoft.com/office/2019/extlst" xmlns:r="http://schemas.openxmlformats.org/officeDocument/2006/relationships" xmlns:m="http://schemas.openxmlformats.org/officeDocument/2006/math" xmlns:v="urn:schemas-microsoft-com:vml" xmlns:wp14="http://schemas.microsoft.com/office/word/2010/wordprocessingDrawing" xmlns:wp="http://schemas.openxmlformats.org/drawingml/2006/wordprocessingDrawing" xmlns:w10="urn:schemas-microsoft-com:office:word" xmlns:w="http://schemas.openxmlformats.org/wordprocessingml/2006/main" xmlns:w14="http://schemas.microsoft.com/office/word/2010/wordml" xmlns:w15="http://schemas.microsoft.com/office/word/2012/wordml" xmlns:w16cex="http://schemas.microsoft.com/office/word/2018/wordml/cex" xmlns:w16cid="http://schemas.microsoft.com/office/word/2016/wordml/cid" xmlns:w16="http://schemas.microsoft.com/office/word/2018/wordml" xmlns:w16sdtdh="http://schemas.microsoft.com/office/word/2020/wordml/sdtdatahash" xmlns:w16se="http://schemas.microsoft.com/office/word/2015/wordml/symex" xmlns:wpg="http://schemas.microsoft.com/office/word/2010/wordprocessingGroup" xmlns:wpi="http://schemas.microsoft.com/office/word/2010/wordprocessingInk" xmlns:wne="http://schemas.microsoft.com/office/word/2006/wordml" xmlns:wps="http://schemas.microsoft.com/office/word/2010/wordprocessingShape" mc:Ignorable="w14 w15 w16se w16cid w16 w16cex w16sdtdh wp14">
+<w:ftr xmlns:wpc="http://schemas.microsoft.com/office/word/2010/wordprocessingCanvas" xmlns:cx="http://schemas.microsoft.com/office/drawing/2014/chartex" xmlns:cx1="http://schemas.microsoft.com/office/drawing/2015/9/8/chartex" xmlns:cx2="http://schemas.microsoft.com/office/drawing/2015/10/21/chartex" xmlns:cx3="http://schemas.microsoft.com/office/drawing/2016/5/9/chartex" xmlns:cx4="http://schemas.microsoft.com/office/drawing/2016/5/10/chartex" xmlns:cx5="http://schemas.microsoft.com/office/drawing/2016/5/11/chartex" xmlns:cx6="http://schemas.microsoft.com/office/drawing/2016/5/12/chartex" xmlns:cx7="http://schemas.microsoft.com/office/drawing/2016/5/13/chartex" xmlns:cx8="http://schemas.microsoft.com/office/drawing/2016/5/14/chartex" xmlns:mc="http://schemas.openxmlformats.org/markup-compatibility/2006" xmlns:aink="http://schemas.microsoft.com/office/drawing/2016/ink" xmlns:am3d="http://schemas.microsoft.com/office/drawing/2017/model3d" xmlns:o="urn:schemas-microsoft-com:office:office" xmlns:oel="http://schemas.microsoft.com/office/2019/extlst" xmlns:r="http://schemas.openxmlformats.org/officeDocument/2006/relationships" xmlns:m="http://schemas.openxmlformats.org/officeDocument/2006/math" xmlns:v="urn:schemas-microsoft-com:vml" xmlns:wp14="http://schemas.microsoft.com/office/word/2010/wordprocessingDrawing" xmlns:wp="http://schemas.openxmlformats.org/drawingml/2006/wordprocessingDrawing" xmlns:w10="urn:schemas-microsoft-com:office:word" xmlns:w="http://schemas.openxmlformats.org/wordprocessingml/2006/main" xmlns:w14="http://schemas.microsoft.com/office/word/2010/wordml" xmlns:w15="http://schemas.microsoft.com/office/word/2012/wordml" xmlns:w16cex="http://schemas.microsoft.com/office/word/2018/wordml/cex" xmlns:w16cid="http://schemas.microsoft.com/office/word/2016/wordml/cid" xmlns:w16="http://schemas.microsoft.com/office/word/2018/wordml" xmlns:w16du="http://schemas.microsoft.com/office/word/2023/wordml/word16du" xmlns:w16sdtdh="http://schemas.microsoft.com/office/word/2020/wordml/sdtdatahash" xmlns:w16sdtfl="http://schemas.microsoft.com/office/word/2024/wordml/sdtformatlock" xmlns:w16se="http://schemas.microsoft.com/office/word/2015/wordml/symex" xmlns:wpg="http://schemas.microsoft.com/office/word/2010/wordprocessingGroup" xmlns:wpi="http://schemas.microsoft.com/office/word/2010/wordprocessingInk" xmlns:wne="http://schemas.microsoft.com/office/word/2006/wordml" xmlns:wps="http://schemas.microsoft.com/office/word/2010/wordprocessingShape" mc:Ignorable="w14 w15 w16se w16cid w16 w16cex w16sdtdh w16sdtfl w16du wp14">
   <w:tbl>
     <w:tblPr>
       <w:tblStyle w:val="Grilledutableau"/>
@@ -1134,7 +1061,7 @@
 </file>
 
 <file path=word/footer2.xml><?xml version="1.0" encoding="utf-8"?>
-<w:ftr xmlns:wpc="http://schemas.microsoft.com/office/word/2010/wordprocessingCanvas" xmlns:cx="http://schemas.microsoft.com/office/drawing/2014/chartex" xmlns:cx1="http://schemas.microsoft.com/office/drawing/2015/9/8/chartex" xmlns:cx2="http://schemas.microsoft.com/office/drawing/2015/10/21/chartex" xmlns:cx3="http://schemas.microsoft.com/office/drawing/2016/5/9/chartex" xmlns:cx4="http://schemas.microsoft.com/office/drawing/2016/5/10/chartex" xmlns:cx5="http://schemas.microsoft.com/office/drawing/2016/5/11/chartex" xmlns:cx6="http://schemas.microsoft.com/office/drawing/2016/5/12/chartex" xmlns:cx7="http://schemas.microsoft.com/office/drawing/2016/5/13/chartex" xmlns:cx8="http://schemas.microsoft.com/office/drawing/2016/5/14/chartex" xmlns:mc="http://schemas.openxmlformats.org/markup-compatibility/2006" xmlns:aink="http://schemas.microsoft.com/office/drawing/2016/ink" xmlns:am3d="http://schemas.microsoft.com/office/drawing/2017/model3d" xmlns:o="urn:schemas-microsoft-com:office:office" xmlns:oel="http://schemas.microsoft.com/office/2019/extlst" xmlns:r="http://schemas.openxmlformats.org/officeDocument/2006/relationships" xmlns:m="http://schemas.openxmlformats.org/officeDocument/2006/math" xmlns:v="urn:schemas-microsoft-com:vml" xmlns:wp14="http://schemas.microsoft.com/office/word/2010/wordprocessingDrawing" xmlns:wp="http://schemas.openxmlformats.org/drawingml/2006/wordprocessingDrawing" xmlns:w10="urn:schemas-microsoft-com:office:word" xmlns:w="http://schemas.openxmlformats.org/wordprocessingml/2006/main" xmlns:w14="http://schemas.microsoft.com/office/word/2010/wordml" xmlns:w15="http://schemas.microsoft.com/office/word/2012/wordml" xmlns:w16cex="http://schemas.microsoft.com/office/word/2018/wordml/cex" xmlns:w16cid="http://schemas.microsoft.com/office/word/2016/wordml/cid" xmlns:w16="http://schemas.microsoft.com/office/word/2018/wordml" xmlns:w16sdtdh="http://schemas.microsoft.com/office/word/2020/wordml/sdtdatahash" xmlns:w16se="http://schemas.microsoft.com/office/word/2015/wordml/symex" xmlns:wpg="http://schemas.microsoft.com/office/word/2010/wordprocessingGroup" xmlns:wpi="http://schemas.microsoft.com/office/word/2010/wordprocessingInk" xmlns:wne="http://schemas.microsoft.com/office/word/2006/wordml" xmlns:wps="http://schemas.microsoft.com/office/word/2010/wordprocessingShape" mc:Ignorable="w14 w15 w16se w16cid w16 w16cex w16sdtdh wp14">
+<w:ftr xmlns:wpc="http://schemas.microsoft.com/office/word/2010/wordprocessingCanvas" xmlns:cx="http://schemas.microsoft.com/office/drawing/2014/chartex" xmlns:cx1="http://schemas.microsoft.com/office/drawing/2015/9/8/chartex" xmlns:cx2="http://schemas.microsoft.com/office/drawing/2015/10/21/chartex" xmlns:cx3="http://schemas.microsoft.com/office/drawing/2016/5/9/chartex" xmlns:cx4="http://schemas.microsoft.com/office/drawing/2016/5/10/chartex" xmlns:cx5="http://schemas.microsoft.com/office/drawing/2016/5/11/chartex" xmlns:cx6="http://schemas.microsoft.com/office/drawing/2016/5/12/chartex" xmlns:cx7="http://schemas.microsoft.com/office/drawing/2016/5/13/chartex" xmlns:cx8="http://schemas.microsoft.com/office/drawing/2016/5/14/chartex" xmlns:mc="http://schemas.openxmlformats.org/markup-compatibility/2006" xmlns:aink="http://schemas.microsoft.com/office/drawing/2016/ink" xmlns:am3d="http://schemas.microsoft.com/office/drawing/2017/model3d" xmlns:o="urn:schemas-microsoft-com:office:office" xmlns:oel="http://schemas.microsoft.com/office/2019/extlst" xmlns:r="http://schemas.openxmlformats.org/officeDocument/2006/relationships" xmlns:m="http://schemas.openxmlformats.org/officeDocument/2006/math" xmlns:v="urn:schemas-microsoft-com:vml" xmlns:wp14="http://schemas.microsoft.com/office/word/2010/wordprocessingDrawing" xmlns:wp="http://schemas.openxmlformats.org/drawingml/2006/wordprocessingDrawing" xmlns:w10="urn:schemas-microsoft-com:office:word" xmlns:w="http://schemas.openxmlformats.org/wordprocessingml/2006/main" xmlns:w14="http://schemas.microsoft.com/office/word/2010/wordml" xmlns:w15="http://schemas.microsoft.com/office/word/2012/wordml" xmlns:w16cex="http://schemas.microsoft.com/office/word/2018/wordml/cex" xmlns:w16cid="http://schemas.microsoft.com/office/word/2016/wordml/cid" xmlns:w16="http://schemas.microsoft.com/office/word/2018/wordml" xmlns:w16du="http://schemas.microsoft.com/office/word/2023/wordml/word16du" xmlns:w16sdtdh="http://schemas.microsoft.com/office/word/2020/wordml/sdtdatahash" xmlns:w16sdtfl="http://schemas.microsoft.com/office/word/2024/wordml/sdtformatlock" xmlns:w16se="http://schemas.microsoft.com/office/word/2015/wordml/symex" xmlns:wpg="http://schemas.microsoft.com/office/word/2010/wordprocessingGroup" xmlns:wpi="http://schemas.microsoft.com/office/word/2010/wordprocessingInk" xmlns:wne="http://schemas.microsoft.com/office/word/2006/wordml" xmlns:wps="http://schemas.microsoft.com/office/word/2010/wordprocessingShape" mc:Ignorable="w14 w15 w16se w16cid w16 w16cex w16sdtdh w16sdtfl w16du wp14">
   <w:tbl>
     <w:tblPr>
       <w:tblStyle w:val="Grilledutableau"/>
@@ -1276,7 +1203,7 @@
 </file>
 
 <file path=word/footnotes.xml><?xml version="1.0" encoding="utf-8"?>
-<w:footnotes xmlns:wpc="http://schemas.microsoft.com/office/word/2010/wordprocessingCanvas" xmlns:cx="http://schemas.microsoft.com/office/drawing/2014/chartex" xmlns:cx1="http://schemas.microsoft.com/office/drawing/2015/9/8/chartex" xmlns:cx2="http://schemas.microsoft.com/office/drawing/2015/10/21/chartex" xmlns:cx3="http://schemas.microsoft.com/office/drawing/2016/5/9/chartex" xmlns:cx4="http://schemas.microsoft.com/office/drawing/2016/5/10/chartex" xmlns:cx5="http://schemas.microsoft.com/office/drawing/2016/5/11/chartex" xmlns:cx6="http://schemas.microsoft.com/office/drawing/2016/5/12/chartex" xmlns:cx7="http://schemas.microsoft.com/office/drawing/2016/5/13/chartex" xmlns:cx8="http://schemas.microsoft.com/office/drawing/2016/5/14/chartex" xmlns:mc="http://schemas.openxmlformats.org/markup-compatibility/2006" xmlns:aink="http://schemas.microsoft.com/office/drawing/2016/ink" xmlns:am3d="http://schemas.microsoft.com/office/drawing/2017/model3d" xmlns:o="urn:schemas-microsoft-com:office:office" xmlns:oel="http://schemas.microsoft.com/office/2019/extlst" xmlns:r="http://schemas.openxmlformats.org/officeDocument/2006/relationships" xmlns:m="http://schemas.openxmlformats.org/officeDocument/2006/math" xmlns:v="urn:schemas-microsoft-com:vml" xmlns:wp14="http://schemas.microsoft.com/office/word/2010/wordprocessingDrawing" xmlns:wp="http://schemas.openxmlformats.org/drawingml/2006/wordprocessingDrawing" xmlns:w10="urn:schemas-microsoft-com:office:word" xmlns:w="http://schemas.openxmlformats.org/wordprocessingml/2006/main" xmlns:w14="http://schemas.microsoft.com/office/word/2010/wordml" xmlns:w15="http://schemas.microsoft.com/office/word/2012/wordml" xmlns:w16cex="http://schemas.microsoft.com/office/word/2018/wordml/cex" xmlns:w16cid="http://schemas.microsoft.com/office/word/2016/wordml/cid" xmlns:w16="http://schemas.microsoft.com/office/word/2018/wordml" xmlns:w16sdtdh="http://schemas.microsoft.com/office/word/2020/wordml/sdtdatahash" xmlns:w16se="http://schemas.microsoft.com/office/word/2015/wordml/symex" xmlns:wpg="http://schemas.microsoft.com/office/word/2010/wordprocessingGroup" xmlns:wpi="http://schemas.microsoft.com/office/word/2010/wordprocessingInk" xmlns:wne="http://schemas.microsoft.com/office/word/2006/wordml" xmlns:wps="http://schemas.microsoft.com/office/word/2010/wordprocessingShape" mc:Ignorable="w14 w15 w16se w16cid w16 w16cex w16sdtdh wp14">
+<w:footnotes xmlns:wpc="http://schemas.microsoft.com/office/word/2010/wordprocessingCanvas" xmlns:cx="http://schemas.microsoft.com/office/drawing/2014/chartex" xmlns:cx1="http://schemas.microsoft.com/office/drawing/2015/9/8/chartex" xmlns:cx2="http://schemas.microsoft.com/office/drawing/2015/10/21/chartex" xmlns:cx3="http://schemas.microsoft.com/office/drawing/2016/5/9/chartex" xmlns:cx4="http://schemas.microsoft.com/office/drawing/2016/5/10/chartex" xmlns:cx5="http://schemas.microsoft.com/office/drawing/2016/5/11/chartex" xmlns:cx6="http://schemas.microsoft.com/office/drawing/2016/5/12/chartex" xmlns:cx7="http://schemas.microsoft.com/office/drawing/2016/5/13/chartex" xmlns:cx8="http://schemas.microsoft.com/office/drawing/2016/5/14/chartex" xmlns:mc="http://schemas.openxmlformats.org/markup-compatibility/2006" xmlns:aink="http://schemas.microsoft.com/office/drawing/2016/ink" xmlns:am3d="http://schemas.microsoft.com/office/drawing/2017/model3d" xmlns:o="urn:schemas-microsoft-com:office:office" xmlns:oel="http://schemas.microsoft.com/office/2019/extlst" xmlns:r="http://schemas.openxmlformats.org/officeDocument/2006/relationships" xmlns:m="http://schemas.openxmlformats.org/officeDocument/2006/math" xmlns:v="urn:schemas-microsoft-com:vml" xmlns:wp14="http://schemas.microsoft.com/office/word/2010/wordprocessingDrawing" xmlns:wp="http://schemas.openxmlformats.org/drawingml/2006/wordprocessingDrawing" xmlns:w10="urn:schemas-microsoft-com:office:word" xmlns:w="http://schemas.openxmlformats.org/wordprocessingml/2006/main" xmlns:w14="http://schemas.microsoft.com/office/word/2010/wordml" xmlns:w15="http://schemas.microsoft.com/office/word/2012/wordml" xmlns:w16cex="http://schemas.microsoft.com/office/word/2018/wordml/cex" xmlns:w16cid="http://schemas.microsoft.com/office/word/2016/wordml/cid" xmlns:w16="http://schemas.microsoft.com/office/word/2018/wordml" xmlns:w16du="http://schemas.microsoft.com/office/word/2023/wordml/word16du" xmlns:w16sdtdh="http://schemas.microsoft.com/office/word/2020/wordml/sdtdatahash" xmlns:w16sdtfl="http://schemas.microsoft.com/office/word/2024/wordml/sdtformatlock" xmlns:w16se="http://schemas.microsoft.com/office/word/2015/wordml/symex" xmlns:wpg="http://schemas.microsoft.com/office/word/2010/wordprocessingGroup" xmlns:wpi="http://schemas.microsoft.com/office/word/2010/wordprocessingInk" xmlns:wne="http://schemas.microsoft.com/office/word/2006/wordml" xmlns:wps="http://schemas.microsoft.com/office/word/2010/wordprocessingShape" mc:Ignorable="w14 w15 w16se w16cid w16 w16cex w16sdtdh w16sdtfl w16du wp14">
   <w:footnote w:type="separator" w:id="-1">
     <w:p>
       <w:pPr>
@@ -1301,7 +1228,7 @@
 </file>
 
 <file path=word/header1.xml><?xml version="1.0" encoding="utf-8"?>
-<w:hdr xmlns:wpc="http://schemas.microsoft.com/office/word/2010/wordprocessingCanvas" xmlns:cx="http://schemas.microsoft.com/office/drawing/2014/chartex" xmlns:cx1="http://schemas.microsoft.com/office/drawing/2015/9/8/chartex" xmlns:cx2="http://schemas.microsoft.com/office/drawing/2015/10/21/chartex" xmlns:cx3="http://schemas.microsoft.com/office/drawing/2016/5/9/chartex" xmlns:cx4="http://schemas.microsoft.com/office/drawing/2016/5/10/chartex" xmlns:cx5="http://schemas.microsoft.com/office/drawing/2016/5/11/chartex" xmlns:cx6="http://schemas.microsoft.com/office/drawing/2016/5/12/chartex" xmlns:cx7="http://schemas.microsoft.com/office/drawing/2016/5/13/chartex" xmlns:cx8="http://schemas.microsoft.com/office/drawing/2016/5/14/chartex" xmlns:mc="http://schemas.openxmlformats.org/markup-compatibility/2006" xmlns:aink="http://schemas.microsoft.com/office/drawing/2016/ink" xmlns:am3d="http://schemas.microsoft.com/office/drawing/2017/model3d" xmlns:o="urn:schemas-microsoft-com:office:office" xmlns:oel="http://schemas.microsoft.com/office/2019/extlst" xmlns:r="http://schemas.openxmlformats.org/officeDocument/2006/relationships" xmlns:m="http://schemas.openxmlformats.org/officeDocument/2006/math" xmlns:v="urn:schemas-microsoft-com:vml" xmlns:wp14="http://schemas.microsoft.com/office/word/2010/wordprocessingDrawing" xmlns:wp="http://schemas.openxmlformats.org/drawingml/2006/wordprocessingDrawing" xmlns:w10="urn:schemas-microsoft-com:office:word" xmlns:w="http://schemas.openxmlformats.org/wordprocessingml/2006/main" xmlns:w14="http://schemas.microsoft.com/office/word/2010/wordml" xmlns:w15="http://schemas.microsoft.com/office/word/2012/wordml" xmlns:w16cex="http://schemas.microsoft.com/office/word/2018/wordml/cex" xmlns:w16cid="http://schemas.microsoft.com/office/word/2016/wordml/cid" xmlns:w16="http://schemas.microsoft.com/office/word/2018/wordml" xmlns:w16sdtdh="http://schemas.microsoft.com/office/word/2020/wordml/sdtdatahash" xmlns:w16se="http://schemas.microsoft.com/office/word/2015/wordml/symex" xmlns:wpg="http://schemas.microsoft.com/office/word/2010/wordprocessingGroup" xmlns:wpi="http://schemas.microsoft.com/office/word/2010/wordprocessingInk" xmlns:wne="http://schemas.microsoft.com/office/word/2006/wordml" xmlns:wps="http://schemas.microsoft.com/office/word/2010/wordprocessingShape" mc:Ignorable="w14 w15 w16se w16cid w16 w16cex w16sdtdh wp14">
+<w:hdr xmlns:wpc="http://schemas.microsoft.com/office/word/2010/wordprocessingCanvas" xmlns:cx="http://schemas.microsoft.com/office/drawing/2014/chartex" xmlns:cx1="http://schemas.microsoft.com/office/drawing/2015/9/8/chartex" xmlns:cx2="http://schemas.microsoft.com/office/drawing/2015/10/21/chartex" xmlns:cx3="http://schemas.microsoft.com/office/drawing/2016/5/9/chartex" xmlns:cx4="http://schemas.microsoft.com/office/drawing/2016/5/10/chartex" xmlns:cx5="http://schemas.microsoft.com/office/drawing/2016/5/11/chartex" xmlns:cx6="http://schemas.microsoft.com/office/drawing/2016/5/12/chartex" xmlns:cx7="http://schemas.microsoft.com/office/drawing/2016/5/13/chartex" xmlns:cx8="http://schemas.microsoft.com/office/drawing/2016/5/14/chartex" xmlns:mc="http://schemas.openxmlformats.org/markup-compatibility/2006" xmlns:aink="http://schemas.microsoft.com/office/drawing/2016/ink" xmlns:am3d="http://schemas.microsoft.com/office/drawing/2017/model3d" xmlns:o="urn:schemas-microsoft-com:office:office" xmlns:oel="http://schemas.microsoft.com/office/2019/extlst" xmlns:r="http://schemas.openxmlformats.org/officeDocument/2006/relationships" xmlns:m="http://schemas.openxmlformats.org/officeDocument/2006/math" xmlns:v="urn:schemas-microsoft-com:vml" xmlns:wp14="http://schemas.microsoft.com/office/word/2010/wordprocessingDrawing" xmlns:wp="http://schemas.openxmlformats.org/drawingml/2006/wordprocessingDrawing" xmlns:w10="urn:schemas-microsoft-com:office:word" xmlns:w="http://schemas.openxmlformats.org/wordprocessingml/2006/main" xmlns:w14="http://schemas.microsoft.com/office/word/2010/wordml" xmlns:w15="http://schemas.microsoft.com/office/word/2012/wordml" xmlns:w16cex="http://schemas.microsoft.com/office/word/2018/wordml/cex" xmlns:w16cid="http://schemas.microsoft.com/office/word/2016/wordml/cid" xmlns:w16="http://schemas.microsoft.com/office/word/2018/wordml" xmlns:w16du="http://schemas.microsoft.com/office/word/2023/wordml/word16du" xmlns:w16sdtdh="http://schemas.microsoft.com/office/word/2020/wordml/sdtdatahash" xmlns:w16sdtfl="http://schemas.microsoft.com/office/word/2024/wordml/sdtformatlock" xmlns:w16se="http://schemas.microsoft.com/office/word/2015/wordml/symex" xmlns:wpg="http://schemas.microsoft.com/office/word/2010/wordprocessingGroup" xmlns:wpi="http://schemas.microsoft.com/office/word/2010/wordprocessingInk" xmlns:wne="http://schemas.microsoft.com/office/word/2006/wordml" xmlns:wps="http://schemas.microsoft.com/office/word/2010/wordprocessingShape" mc:Ignorable="w14 w15 w16se w16cid w16 w16cex w16sdtdh w16sdtfl w16du wp14">
   <w:tbl>
     <w:tblPr>
       <w:tblStyle w:val="Grilledutableau"/>
@@ -1490,7 +1417,7 @@
 </file>
 
 <file path=word/header2.xml><?xml version="1.0" encoding="utf-8"?>
-<w:hdr xmlns:wpc="http://schemas.microsoft.com/office/word/2010/wordprocessingCanvas" xmlns:cx="http://schemas.microsoft.com/office/drawing/2014/chartex" xmlns:cx1="http://schemas.microsoft.com/office/drawing/2015/9/8/chartex" xmlns:cx2="http://schemas.microsoft.com/office/drawing/2015/10/21/chartex" xmlns:cx3="http://schemas.microsoft.com/office/drawing/2016/5/9/chartex" xmlns:cx4="http://schemas.microsoft.com/office/drawing/2016/5/10/chartex" xmlns:cx5="http://schemas.microsoft.com/office/drawing/2016/5/11/chartex" xmlns:cx6="http://schemas.microsoft.com/office/drawing/2016/5/12/chartex" xmlns:cx7="http://schemas.microsoft.com/office/drawing/2016/5/13/chartex" xmlns:cx8="http://schemas.microsoft.com/office/drawing/2016/5/14/chartex" xmlns:mc="http://schemas.openxmlformats.org/markup-compatibility/2006" xmlns:aink="http://schemas.microsoft.com/office/drawing/2016/ink" xmlns:am3d="http://schemas.microsoft.com/office/drawing/2017/model3d" xmlns:o="urn:schemas-microsoft-com:office:office" xmlns:oel="http://schemas.microsoft.com/office/2019/extlst" xmlns:r="http://schemas.openxmlformats.org/officeDocument/2006/relationships" xmlns:m="http://schemas.openxmlformats.org/officeDocument/2006/math" xmlns:v="urn:schemas-microsoft-com:vml" xmlns:wp14="http://schemas.microsoft.com/office/word/2010/wordprocessingDrawing" xmlns:wp="http://schemas.openxmlformats.org/drawingml/2006/wordprocessingDrawing" xmlns:w10="urn:schemas-microsoft-com:office:word" xmlns:w="http://schemas.openxmlformats.org/wordprocessingml/2006/main" xmlns:w14="http://schemas.microsoft.com/office/word/2010/wordml" xmlns:w15="http://schemas.microsoft.com/office/word/2012/wordml" xmlns:w16cex="http://schemas.microsoft.com/office/word/2018/wordml/cex" xmlns:w16cid="http://schemas.microsoft.com/office/word/2016/wordml/cid" xmlns:w16="http://schemas.microsoft.com/office/word/2018/wordml" xmlns:w16sdtdh="http://schemas.microsoft.com/office/word/2020/wordml/sdtdatahash" xmlns:w16se="http://schemas.microsoft.com/office/word/2015/wordml/symex" xmlns:wpg="http://schemas.microsoft.com/office/word/2010/wordprocessingGroup" xmlns:wpi="http://schemas.microsoft.com/office/word/2010/wordprocessingInk" xmlns:wne="http://schemas.microsoft.com/office/word/2006/wordml" xmlns:wps="http://schemas.microsoft.com/office/word/2010/wordprocessingShape" mc:Ignorable="w14 w15 w16se w16cid w16 w16cex w16sdtdh wp14">
+<w:hdr xmlns:wpc="http://schemas.microsoft.com/office/word/2010/wordprocessingCanvas" xmlns:cx="http://schemas.microsoft.com/office/drawing/2014/chartex" xmlns:cx1="http://schemas.microsoft.com/office/drawing/2015/9/8/chartex" xmlns:cx2="http://schemas.microsoft.com/office/drawing/2015/10/21/chartex" xmlns:cx3="http://schemas.microsoft.com/office/drawing/2016/5/9/chartex" xmlns:cx4="http://schemas.microsoft.com/office/drawing/2016/5/10/chartex" xmlns:cx5="http://schemas.microsoft.com/office/drawing/2016/5/11/chartex" xmlns:cx6="http://schemas.microsoft.com/office/drawing/2016/5/12/chartex" xmlns:cx7="http://schemas.microsoft.com/office/drawing/2016/5/13/chartex" xmlns:cx8="http://schemas.microsoft.com/office/drawing/2016/5/14/chartex" xmlns:mc="http://schemas.openxmlformats.org/markup-compatibility/2006" xmlns:aink="http://schemas.microsoft.com/office/drawing/2016/ink" xmlns:am3d="http://schemas.microsoft.com/office/drawing/2017/model3d" xmlns:o="urn:schemas-microsoft-com:office:office" xmlns:oel="http://schemas.microsoft.com/office/2019/extlst" xmlns:r="http://schemas.openxmlformats.org/officeDocument/2006/relationships" xmlns:m="http://schemas.openxmlformats.org/officeDocument/2006/math" xmlns:v="urn:schemas-microsoft-com:vml" xmlns:wp14="http://schemas.microsoft.com/office/word/2010/wordprocessingDrawing" xmlns:wp="http://schemas.openxmlformats.org/drawingml/2006/wordprocessingDrawing" xmlns:w10="urn:schemas-microsoft-com:office:word" xmlns:w="http://schemas.openxmlformats.org/wordprocessingml/2006/main" xmlns:w14="http://schemas.microsoft.com/office/word/2010/wordml" xmlns:w15="http://schemas.microsoft.com/office/word/2012/wordml" xmlns:w16cex="http://schemas.microsoft.com/office/word/2018/wordml/cex" xmlns:w16cid="http://schemas.microsoft.com/office/word/2016/wordml/cid" xmlns:w16="http://schemas.microsoft.com/office/word/2018/wordml" xmlns:w16du="http://schemas.microsoft.com/office/word/2023/wordml/word16du" xmlns:w16sdtdh="http://schemas.microsoft.com/office/word/2020/wordml/sdtdatahash" xmlns:w16sdtfl="http://schemas.microsoft.com/office/word/2024/wordml/sdtformatlock" xmlns:w16se="http://schemas.microsoft.com/office/word/2015/wordml/symex" xmlns:wpg="http://schemas.microsoft.com/office/word/2010/wordprocessingGroup" xmlns:wpi="http://schemas.microsoft.com/office/word/2010/wordprocessingInk" xmlns:wne="http://schemas.microsoft.com/office/word/2006/wordml" xmlns:wps="http://schemas.microsoft.com/office/word/2010/wordprocessingShape" mc:Ignorable="w14 w15 w16se w16cid w16 w16cex w16sdtdh w16sdtfl w16du wp14">
   <w:tbl>
     <w:tblPr>
       <w:tblStyle w:val="Grilledutableau"/>
@@ -1679,7 +1606,7 @@
 </file>
 
 <file path=word/numbering.xml><?xml version="1.0" encoding="utf-8"?>
-<w:numbering xmlns:wpc="http://schemas.microsoft.com/office/word/2010/wordprocessingCanvas" xmlns:cx="http://schemas.microsoft.com/office/drawing/2014/chartex" xmlns:cx1="http://schemas.microsoft.com/office/drawing/2015/9/8/chartex" xmlns:cx2="http://schemas.microsoft.com/office/drawing/2015/10/21/chartex" xmlns:cx3="http://schemas.microsoft.com/office/drawing/2016/5/9/chartex" xmlns:cx4="http://schemas.microsoft.com/office/drawing/2016/5/10/chartex" xmlns:cx5="http://schemas.microsoft.com/office/drawing/2016/5/11/chartex" xmlns:cx6="http://schemas.microsoft.com/office/drawing/2016/5/12/chartex" xmlns:cx7="http://schemas.microsoft.com/office/drawing/2016/5/13/chartex" xmlns:cx8="http://schemas.microsoft.com/office/drawing/2016/5/14/chartex" xmlns:mc="http://schemas.openxmlformats.org/markup-compatibility/2006" xmlns:aink="http://schemas.microsoft.com/office/drawing/2016/ink" xmlns:am3d="http://schemas.microsoft.com/office/drawing/2017/model3d" xmlns:o="urn:schemas-microsoft-com:office:office" xmlns:oel="http://schemas.microsoft.com/office/2019/extlst" xmlns:r="http://schemas.openxmlformats.org/officeDocument/2006/relationships" xmlns:m="http://schemas.openxmlformats.org/officeDocument/2006/math" xmlns:v="urn:schemas-microsoft-com:vml" xmlns:wp14="http://schemas.microsoft.com/office/word/2010/wordprocessingDrawing" xmlns:wp="http://schemas.openxmlformats.org/drawingml/2006/wordprocessingDrawing" xmlns:w10="urn:schemas-microsoft-com:office:word" xmlns:w="http://schemas.openxmlformats.org/wordprocessingml/2006/main" xmlns:w14="http://schemas.microsoft.com/office/word/2010/wordml" xmlns:w15="http://schemas.microsoft.com/office/word/2012/wordml" xmlns:w16cex="http://schemas.microsoft.com/office/word/2018/wordml/cex" xmlns:w16cid="http://schemas.microsoft.com/office/word/2016/wordml/cid" xmlns:w16="http://schemas.microsoft.com/office/word/2018/wordml" xmlns:w16sdtdh="http://schemas.microsoft.com/office/word/2020/wordml/sdtdatahash" xmlns:w16se="http://schemas.microsoft.com/office/word/2015/wordml/symex" xmlns:wpg="http://schemas.microsoft.com/office/word/2010/wordprocessingGroup" xmlns:wpi="http://schemas.microsoft.com/office/word/2010/wordprocessingInk" xmlns:wne="http://schemas.microsoft.com/office/word/2006/wordml" xmlns:wps="http://schemas.microsoft.com/office/word/2010/wordprocessingShape" mc:Ignorable="w14 w15 w16se w16cid w16 w16cex w16sdtdh wp14">
+<w:numbering xmlns:wpc="http://schemas.microsoft.com/office/word/2010/wordprocessingCanvas" xmlns:cx="http://schemas.microsoft.com/office/drawing/2014/chartex" xmlns:cx1="http://schemas.microsoft.com/office/drawing/2015/9/8/chartex" xmlns:cx2="http://schemas.microsoft.com/office/drawing/2015/10/21/chartex" xmlns:cx3="http://schemas.microsoft.com/office/drawing/2016/5/9/chartex" xmlns:cx4="http://schemas.microsoft.com/office/drawing/2016/5/10/chartex" xmlns:cx5="http://schemas.microsoft.com/office/drawing/2016/5/11/chartex" xmlns:cx6="http://schemas.microsoft.com/office/drawing/2016/5/12/chartex" xmlns:cx7="http://schemas.microsoft.com/office/drawing/2016/5/13/chartex" xmlns:cx8="http://schemas.microsoft.com/office/drawing/2016/5/14/chartex" xmlns:mc="http://schemas.openxmlformats.org/markup-compatibility/2006" xmlns:aink="http://schemas.microsoft.com/office/drawing/2016/ink" xmlns:am3d="http://schemas.microsoft.com/office/drawing/2017/model3d" xmlns:o="urn:schemas-microsoft-com:office:office" xmlns:oel="http://schemas.microsoft.com/office/2019/extlst" xmlns:r="http://schemas.openxmlformats.org/officeDocument/2006/relationships" xmlns:m="http://schemas.openxmlformats.org/officeDocument/2006/math" xmlns:v="urn:schemas-microsoft-com:vml" xmlns:wp14="http://schemas.microsoft.com/office/word/2010/wordprocessingDrawing" xmlns:wp="http://schemas.openxmlformats.org/drawingml/2006/wordprocessingDrawing" xmlns:w10="urn:schemas-microsoft-com:office:word" xmlns:w="http://schemas.openxmlformats.org/wordprocessingml/2006/main" xmlns:w14="http://schemas.microsoft.com/office/word/2010/wordml" xmlns:w15="http://schemas.microsoft.com/office/word/2012/wordml" xmlns:w16cex="http://schemas.microsoft.com/office/word/2018/wordml/cex" xmlns:w16cid="http://schemas.microsoft.com/office/word/2016/wordml/cid" xmlns:w16="http://schemas.microsoft.com/office/word/2018/wordml" xmlns:w16du="http://schemas.microsoft.com/office/word/2023/wordml/word16du" xmlns:w16sdtdh="http://schemas.microsoft.com/office/word/2020/wordml/sdtdatahash" xmlns:w16sdtfl="http://schemas.microsoft.com/office/word/2024/wordml/sdtformatlock" xmlns:w16se="http://schemas.microsoft.com/office/word/2015/wordml/symex" xmlns:wpg="http://schemas.microsoft.com/office/word/2010/wordprocessingGroup" xmlns:wpi="http://schemas.microsoft.com/office/word/2010/wordprocessingInk" xmlns:wne="http://schemas.microsoft.com/office/word/2006/wordml" xmlns:wps="http://schemas.microsoft.com/office/word/2010/wordprocessingShape" mc:Ignorable="w14 w15 w16se w16cid w16 w16cex w16sdtdh w16sdtfl w16du wp14">
   <w:abstractNum w:abstractNumId="0" w15:restartNumberingAfterBreak="0">
     <w:nsid w:val="003C303B"/>
     <w:multiLevelType w:val="hybridMultilevel"/>
@@ -2940,7 +2867,7 @@
 </file>
 
 <file path=word/styles.xml><?xml version="1.0" encoding="utf-8"?>
-<w:styles xmlns:mc="http://schemas.openxmlformats.org/markup-compatibility/2006" xmlns:r="http://schemas.openxmlformats.org/officeDocument/2006/relationships" xmlns:w="http://schemas.openxmlformats.org/wordprocessingml/2006/main" xmlns:w14="http://schemas.microsoft.com/office/word/2010/wordml" xmlns:w15="http://schemas.microsoft.com/office/word/2012/wordml" xmlns:w16cex="http://schemas.microsoft.com/office/word/2018/wordml/cex" xmlns:w16cid="http://schemas.microsoft.com/office/word/2016/wordml/cid" xmlns:w16="http://schemas.microsoft.com/office/word/2018/wordml" xmlns:w16sdtdh="http://schemas.microsoft.com/office/word/2020/wordml/sdtdatahash" xmlns:w16se="http://schemas.microsoft.com/office/word/2015/wordml/symex" mc:Ignorable="w14 w15 w16se w16cid w16 w16cex w16sdtdh">
+<w:styles xmlns:mc="http://schemas.openxmlformats.org/markup-compatibility/2006" xmlns:r="http://schemas.openxmlformats.org/officeDocument/2006/relationships" xmlns:w="http://schemas.openxmlformats.org/wordprocessingml/2006/main" xmlns:w14="http://schemas.microsoft.com/office/word/2010/wordml" xmlns:w15="http://schemas.microsoft.com/office/word/2012/wordml" xmlns:w16cex="http://schemas.microsoft.com/office/word/2018/wordml/cex" xmlns:w16cid="http://schemas.microsoft.com/office/word/2016/wordml/cid" xmlns:w16="http://schemas.microsoft.com/office/word/2018/wordml" xmlns:w16du="http://schemas.microsoft.com/office/word/2023/wordml/word16du" xmlns:w16sdtdh="http://schemas.microsoft.com/office/word/2020/wordml/sdtdatahash" xmlns:w16sdtfl="http://schemas.microsoft.com/office/word/2024/wordml/sdtformatlock" xmlns:w16se="http://schemas.microsoft.com/office/word/2015/wordml/symex" mc:Ignorable="w14 w15 w16se w16cid w16 w16cex w16sdtdh w16sdtfl w16du">
   <w:docDefaults>
     <w:rPrDefault>
       <w:rPr>
